--- a/04_SRS/MindBridge_SRS.docx
+++ b/04_SRS/MindBridge_SRS.docx
@@ -26768,50 +26768,6 @@
       <w:szCs w:val="56"/>
     </w:rPr>
   </w:style>
-  <w:style w:type="paragraph" w:styleId="Heading1">
-    <w:name w:val="Heading 1"/>
-    <w:basedOn w:val="Normal"/>
-    <w:next w:val="Normal"/>
-    <w:qFormat/>
-    <w:rPr>
-      <w:color w:val="2E74B5"/>
-      <w:sz w:val="32"/>
-      <w:szCs w:val="32"/>
-    </w:rPr>
-  </w:style>
-  <w:style w:type="paragraph" w:styleId="Heading2">
-    <w:name w:val="Heading 2"/>
-    <w:basedOn w:val="Normal"/>
-    <w:next w:val="Normal"/>
-    <w:qFormat/>
-    <w:rPr>
-      <w:color w:val="2E74B5"/>
-      <w:sz w:val="26"/>
-      <w:szCs w:val="26"/>
-    </w:rPr>
-  </w:style>
-  <w:style w:type="paragraph" w:styleId="Heading3">
-    <w:name w:val="Heading 3"/>
-    <w:basedOn w:val="Normal"/>
-    <w:next w:val="Normal"/>
-    <w:qFormat/>
-    <w:rPr>
-      <w:color w:val="1F4D78"/>
-      <w:sz w:val="24"/>
-      <w:szCs w:val="24"/>
-    </w:rPr>
-  </w:style>
-  <w:style w:type="paragraph" w:styleId="Heading4">
-    <w:name w:val="Heading 4"/>
-    <w:basedOn w:val="Normal"/>
-    <w:next w:val="Normal"/>
-    <w:qFormat/>
-    <w:rPr>
-      <w:i/>
-      <w:iCs/>
-      <w:color w:val="2E74B5"/>
-    </w:rPr>
-  </w:style>
   <w:style w:type="paragraph" w:styleId="Heading5">
     <w:name w:val="Heading 5"/>
     <w:basedOn w:val="Normal"/>
@@ -26893,40 +26849,68 @@
     </w:rPr>
   </w:style>
   <w:style w:type="paragraph" w:styleId="Heading1">
-    <w:name w:val="Heading 1"/>
+    <w:name w:val="heading 1"/>
     <w:basedOn w:val="Normal"/>
     <w:next w:val="Normal"/>
-    <w:qFormat/>
     <w:pPr>
-      <w:spacing w:before="400" w:after="180"/>
+      <w:spacing w:before="480" w:after="200"/>
       <w:outlineLvl w:val="0"/>
     </w:pPr>
     <w:rPr>
-      <w:rFonts w:ascii="Arial" w:cs="Arial" w:eastAsia="Arial" w:hAnsi="Arial"/>
+      <w:rFonts w:ascii="Georgia" w:hAnsi="Georgia" w:cs="Georgia"/>
       <w:b/>
       <w:bCs/>
-      <w:color w:val="0D2B55"/>
-      <w:sz w:val="34"/>
-      <w:szCs w:val="34"/>
+      <w:color w:val="1B2A4A"/>
+      <w:sz w:val="36"/>
+      <w:szCs w:val="36"/>
     </w:rPr>
   </w:style>
   <w:style w:type="paragraph" w:styleId="Heading2">
-    <w:name w:val="Heading 2"/>
+    <w:name w:val="heading 2"/>
     <w:basedOn w:val="Normal"/>
     <w:next w:val="Normal"/>
-    <w:qFormat/>
     <w:pPr>
-      <w:spacing w:before="280" w:after="120"/>
+      <w:spacing w:before="320" w:after="120"/>
       <w:outlineLvl w:val="1"/>
     </w:pPr>
     <w:rPr>
-      <w:rFonts w:ascii="Arial" w:cs="Arial" w:eastAsia="Arial" w:hAnsi="Arial"/>
+      <w:rFonts w:ascii="Georgia" w:hAnsi="Georgia" w:cs="Georgia"/>
       <w:b/>
       <w:bCs/>
-      <w:color w:val="0E7C7B"/>
-      <w:sz w:val="26"/>
-      <w:szCs w:val="26"/>
+      <w:color w:val="1B2A4A"/>
+      <w:sz w:val="28"/>
+      <w:szCs w:val="28"/>
     </w:rPr>
+  </w:style>
+  <w:style w:type="paragraph" w:styleId="Heading3">
+    <w:name w:val="heading 3"/>
+    <w:basedOn w:val="Normal"/>
+    <w:next w:val="Normal"/>
+    <w:pPr>
+      <w:spacing w:before="240" w:after="80"/>
+      <w:outlineLvl w:val="2"/>
+    </w:pPr>
+    <w:rPr>
+      <w:rFonts w:ascii="Georgia" w:hAnsi="Georgia" w:cs="Georgia"/>
+      <w:b/>
+      <w:bCs/>
+      <w:color w:val="1B2A4A"/>
+      <w:sz w:val="24"/>
+      <w:szCs w:val="24"/>
+    </w:rPr>
+  </w:style>
+  <w:style w:type="paragraph" w:styleId="Normal">
+    <w:name w:val="Normal"/>
+    <w:rPr>
+      <w:rFonts w:ascii="Georgia" w:hAnsi="Georgia" w:cs="Georgia"/>
+      <w:color w:val="000000"/>
+      <w:sz w:val="24"/>
+      <w:szCs w:val="24"/>
+    </w:rPr>
+    <w:pPr>
+      <w:jc w:val="both"/>
+      <w:spacing w:after="160" w:line="340" w:lineRule="auto"/>
+    </w:pPr>
   </w:style>
 </w:styles>
 </file>